--- a/12_Letterhead/03_Sample-Letters/AurisNexus_Sample_Standard_Supplier-Introduction-Letter.docx
+++ b/12_Letterhead/03_Sample-Letters/AurisNexus_Sample_Standard_Supplier-Introduction-Letter.docx
@@ -284,7 +284,7 @@
         <w:pStyle w:val="SignatureName"/>
       </w:pPr>
       <w:r>
-        <w:t xml:space="preserve">[Full Name]</w:t>
+        <w:t xml:space="preserve">Loyiso Ngcala</w:t>
       </w:r>
     </w:p>
     <w:p>
@@ -679,7 +679,7 @@
             </w:rPr>
             <w:t xml:space="preserve">   </w:t>
           </w:r>
-          <w:hyperlink w:history="1" r:id="rId712xoccbaiv7tm_8uuos6">
+          <w:hyperlink w:history="1" r:id="rIda4utijf1dhwddzj59ofwo">
             <w:r>
               <w:rPr>
                 <w:rFonts w:ascii="Source Sans 3" w:cs="Source Sans 3" w:eastAsia="Source Sans 3" w:hAnsi="Source Sans 3"/>
@@ -714,7 +714,7 @@
             </w:rPr>
             <w:t xml:space="preserve">   </w:t>
           </w:r>
-          <w:hyperlink w:history="1" r:id="rIdy03ruzgbq_rhoykla3gzf">
+          <w:hyperlink w:history="1" r:id="rIdim3brh6k91ia5y-eb41ei">
             <w:r>
               <w:rPr>
                 <w:rFonts w:ascii="Source Sans 3" w:cs="Source Sans 3" w:eastAsia="Source Sans 3" w:hAnsi="Source Sans 3"/>
@@ -749,7 +749,7 @@
             </w:rPr>
             <w:t xml:space="preserve">   </w:t>
           </w:r>
-          <w:hyperlink w:history="1" r:id="rId_prndjfftfhrckz5xvya5">
+          <w:hyperlink w:history="1" r:id="rIdxobytr5jp_iehwy9sdp9l">
             <w:r>
               <w:rPr>
                 <w:rFonts w:ascii="Source Sans 3" w:cs="Source Sans 3" w:eastAsia="Source Sans 3" w:hAnsi="Source Sans 3"/>

--- a/12_Letterhead/03_Sample-Letters/AurisNexus_Sample_Standard_Supplier-Introduction-Letter.docx
+++ b/12_Letterhead/03_Sample-Letters/AurisNexus_Sample_Standard_Supplier-Introduction-Letter.docx
@@ -91,6 +91,8 @@
     <w:p>
       <w:pPr>
         <w:pStyle w:val="Heading1"/>
+        <w:keepNext/>
+        <w:keepLines/>
       </w:pPr>
       <w:r>
         <w:t xml:space="preserve">Capabilities</w:t>
@@ -189,6 +191,8 @@
     <w:p>
       <w:pPr>
         <w:pStyle w:val="Heading1"/>
+        <w:keepNext/>
+        <w:keepLines/>
       </w:pPr>
       <w:r>
         <w:t xml:space="preserve">How we work</w:t>
@@ -212,6 +216,8 @@
     <w:p>
       <w:pPr>
         <w:pStyle w:val="Heading1"/>
+        <w:keepNext/>
+        <w:keepLines/>
       </w:pPr>
       <w:r>
         <w:t xml:space="preserve">Company information</w:t>
@@ -235,6 +241,8 @@
     <w:p>
       <w:pPr>
         <w:pStyle w:val="Heading1"/>
+        <w:keepNext/>
+        <w:keepLines/>
       </w:pPr>
       <w:r>
         <w:t xml:space="preserve">Proposed next step</w:t>
@@ -679,7 +687,7 @@
             </w:rPr>
             <w:t xml:space="preserve">   </w:t>
           </w:r>
-          <w:hyperlink w:history="1" r:id="rIda4utijf1dhwddzj59ofwo">
+          <w:hyperlink w:history="1" r:id="rIdjgbjrmkzgr3h9xxcohzd0">
             <w:r>
               <w:rPr>
                 <w:rFonts w:ascii="Source Sans 3" w:cs="Source Sans 3" w:eastAsia="Source Sans 3" w:hAnsi="Source Sans 3"/>
@@ -714,7 +722,7 @@
             </w:rPr>
             <w:t xml:space="preserve">   </w:t>
           </w:r>
-          <w:hyperlink w:history="1" r:id="rIdim3brh6k91ia5y-eb41ei">
+          <w:hyperlink w:history="1" r:id="rId6jsxbldakrm_y0qjtjfna">
             <w:r>
               <w:rPr>
                 <w:rFonts w:ascii="Source Sans 3" w:cs="Source Sans 3" w:eastAsia="Source Sans 3" w:hAnsi="Source Sans 3"/>
@@ -749,7 +757,7 @@
             </w:rPr>
             <w:t xml:space="preserve">   </w:t>
           </w:r>
-          <w:hyperlink w:history="1" r:id="rIdxobytr5jp_iehwy9sdp9l">
+          <w:hyperlink w:history="1" r:id="rIdled1jn2my66hisfk0ut8p">
             <w:r>
               <w:rPr>
                 <w:rFonts w:ascii="Source Sans 3" w:cs="Source Sans 3" w:eastAsia="Source Sans 3" w:hAnsi="Source Sans 3"/>
@@ -1462,10 +1470,18 @@
     <w:basedOn w:val="Normal"/>
     <w:next w:val="Normal"/>
     <w:qFormat/>
-    <w:rPr>
-      <w:color w:val="2E74B5"/>
-      <w:sz w:val="32"/>
-      <w:szCs w:val="32"/>
+    <w:pPr>
+      <w:keepNext/>
+      <w:keepLines/>
+      <w:spacing w:after="90" w:before="260" w:line="270"/>
+      <w:outlineLvl w:val="0"/>
+    </w:pPr>
+    <w:rPr>
+      <w:rFonts w:ascii="Saira SemiBold" w:cs="Saira SemiBold" w:eastAsia="Saira SemiBold" w:hAnsi="Saira SemiBold"/>
+      <w:color w:val="001A48"/>
+      <w:spacing w:val="4"/>
+      <w:sz w:val="21"/>
+      <w:szCs w:val="21"/>
     </w:rPr>
   </w:style>
   <w:style w:type="paragraph" w:styleId="Heading2">
@@ -1473,10 +1489,19 @@
     <w:basedOn w:val="Normal"/>
     <w:next w:val="Normal"/>
     <w:qFormat/>
-    <w:rPr>
-      <w:color w:val="2E74B5"/>
-      <w:sz w:val="26"/>
-      <w:szCs w:val="26"/>
+    <w:pPr>
+      <w:keepNext/>
+      <w:keepLines/>
+      <w:spacing w:after="60" w:before="180"/>
+      <w:outlineLvl w:val="1"/>
+    </w:pPr>
+    <w:rPr>
+      <w:rFonts w:ascii="Source Sans 3" w:cs="Source Sans 3" w:eastAsia="Source Sans 3" w:hAnsi="Source Sans 3"/>
+      <w:b/>
+      <w:bCs/>
+      <w:color w:val="001A48"/>
+      <w:sz w:val="21"/>
+      <w:szCs w:val="21"/>
     </w:rPr>
   </w:style>
   <w:style w:type="paragraph" w:styleId="Heading3">
@@ -1656,45 +1681,6 @@
       <w:szCs w:val="15"/>
     </w:rPr>
   </w:style>
-  <w:style w:type="paragraph" w:styleId="Heading1">
-    <w:name w:val="Heading 1"/>
-    <w:basedOn w:val="Normal"/>
-    <w:next w:val="Normal"/>
-    <w:qFormat/>
-    <w:pPr>
-      <w:keepNext/>
-      <w:keepLines/>
-      <w:spacing w:after="90" w:before="260" w:line="270"/>
-      <w:outlineLvl w:val="0"/>
-    </w:pPr>
-    <w:rPr>
-      <w:rFonts w:ascii="Saira SemiBold" w:cs="Saira SemiBold" w:eastAsia="Saira SemiBold" w:hAnsi="Saira SemiBold"/>
-      <w:color w:val="001A48"/>
-      <w:spacing w:val="4"/>
-      <w:sz w:val="21"/>
-      <w:szCs w:val="21"/>
-    </w:rPr>
-  </w:style>
-  <w:style w:type="paragraph" w:styleId="Heading2">
-    <w:name w:val="Heading 2"/>
-    <w:basedOn w:val="Normal"/>
-    <w:next w:val="Normal"/>
-    <w:qFormat/>
-    <w:pPr>
-      <w:keepNext/>
-      <w:keepLines/>
-      <w:spacing w:after="60" w:before="180"/>
-      <w:outlineLvl w:val="1"/>
-    </w:pPr>
-    <w:rPr>
-      <w:rFonts w:ascii="Source Sans 3" w:cs="Source Sans 3" w:eastAsia="Source Sans 3" w:hAnsi="Source Sans 3"/>
-      <w:b/>
-      <w:bCs/>
-      <w:color w:val="001A48"/>
-      <w:sz w:val="21"/>
-      <w:szCs w:val="21"/>
-    </w:rPr>
-  </w:style>
   <w:style w:type="paragraph" w:styleId="LetterDate">
     <w:name w:val="Letter Date"/>
     <w:basedOn w:val="Normal"/>
